--- a/Compte-rendu/Compte_rendu_presentation_maquettes.docx
+++ b/Compte-rendu/Compte_rendu_presentation_maquettes.docx
@@ -1081,8 +1081,38 @@
             <w:pPr>
               <w:keepNext/>
             </w:pPr>
-            <w:r>
-              <w:t>Accès root (tous les droits) ; gère les paramètres des utilisateurs</w:t>
+            <w:proofErr w:type="spellStart"/>
+            <w:r>
+              <w:t>Herite</w:t>
+            </w:r>
+            <w:proofErr w:type="spellEnd"/>
+            <w:r>
+              <w:t xml:space="preserve"> de Gestionnaire. </w:t>
+            </w:r>
+          </w:p>
+          <w:p>
+            <w:pPr>
+              <w:keepNext/>
+            </w:pPr>
+            <w:r>
+              <w:t xml:space="preserve">Accès root (tous les droits)  </w:t>
+            </w:r>
+          </w:p>
+          <w:p>
+            <w:pPr>
+              <w:keepNext/>
+            </w:pPr>
+            <w:r>
+              <w:t>G</w:t>
+            </w:r>
+            <w:r>
+              <w:t>ère l</w:t>
+            </w:r>
+            <w:r>
+              <w:t>a gestion</w:t>
+            </w:r>
+            <w:r>
+              <w:t xml:space="preserve"> des utilisateurs</w:t>
             </w:r>
           </w:p>
         </w:tc>
@@ -1352,17 +1382,63 @@
     <w:p>
       <w:pPr>
         <w:pStyle w:val="Paragraphedeliste"/>
+        <w:spacing w:after="60"/>
+        <w:ind w:left="720"/>
+      </w:pPr>
+      <w:r>
+        <w:t>Affichage par salle</w:t>
+      </w:r>
+      <w:r>
+        <w:t> :</w:t>
+      </w:r>
+      <w:r>
+        <w:t xml:space="preserve"> </w:t>
+      </w:r>
+    </w:p>
+    <w:p>
+      <w:pPr>
+        <w:pStyle w:val="Paragraphedeliste"/>
         <w:numPr>
           <w:ilvl w:val="0"/>
           <w:numId w:val="2"/>
         </w:numPr>
         <w:spacing w:after="60"/>
       </w:pPr>
-      <w:r>
-        <w:t>Affichage, par salle, du pourcentage de postes disponibles, par ordre décroissant.</w:t>
-      </w:r>
-      <w:bookmarkStart w:id="0" w:name="_GoBack"/>
-      <w:bookmarkEnd w:id="0"/>
+      <w:proofErr w:type="gramStart"/>
+      <w:r>
+        <w:t>pourcentage</w:t>
+      </w:r>
+      <w:proofErr w:type="gramEnd"/>
+      <w:r>
+        <w:t xml:space="preserve"> de postes disponibles</w:t>
+      </w:r>
+    </w:p>
+    <w:p>
+      <w:pPr>
+        <w:pStyle w:val="Paragraphedeliste"/>
+        <w:numPr>
+          <w:ilvl w:val="0"/>
+          <w:numId w:val="2"/>
+        </w:numPr>
+        <w:spacing w:after="60"/>
+      </w:pPr>
+      <w:proofErr w:type="gramStart"/>
+      <w:r>
+        <w:t>nombre</w:t>
+      </w:r>
+      <w:proofErr w:type="gramEnd"/>
+      <w:r>
+        <w:t xml:space="preserve"> de poste</w:t>
+      </w:r>
+      <w:r>
+        <w:t>s</w:t>
+      </w:r>
+      <w:r>
+        <w:t xml:space="preserve"> défaillant</w:t>
+      </w:r>
+      <w:r>
+        <w:t>s</w:t>
+      </w:r>
     </w:p>
     <w:p>
       <w:pPr>
@@ -1399,13 +1475,56 @@
         <w:spacing w:after="60"/>
       </w:pPr>
       <w:r>
-        <w:t>[à compléter]</w:t>
+        <w:lastRenderedPageBreak/>
+        <w:t>Présentation de l’ensemble d</w:t>
+      </w:r>
+      <w:r>
+        <w:t xml:space="preserve">e l’analyse : </w:t>
       </w:r>
     </w:p>
     <w:p>
       <w:pPr>
         <w:spacing w:after="60"/>
       </w:pPr>
+    </w:p>
+    <w:p>
+      <w:pPr>
+        <w:spacing w:after="60"/>
+      </w:pPr>
+      <w:r>
+        <w:t>-DCU</w:t>
+      </w:r>
+    </w:p>
+    <w:p>
+      <w:pPr>
+        <w:spacing w:after="60"/>
+      </w:pPr>
+      <w:r>
+        <w:t>-DCLAM</w:t>
+      </w:r>
+    </w:p>
+    <w:p>
+      <w:pPr>
+        <w:spacing w:after="60"/>
+      </w:pPr>
+      <w:r>
+        <w:t>-Fiches descriptives</w:t>
+      </w:r>
+    </w:p>
+    <w:p>
+      <w:pPr>
+        <w:spacing w:after="60"/>
+      </w:pPr>
+      <w:r>
+        <w:t>-DSEQ</w:t>
+      </w:r>
+    </w:p>
+    <w:p>
+      <w:pPr>
+        <w:spacing w:after="60"/>
+      </w:pPr>
+      <w:bookmarkStart w:id="0" w:name="_GoBack"/>
+      <w:bookmarkEnd w:id="0"/>
     </w:p>
     <w:p>
       <w:pPr>
@@ -1423,7 +1542,6 @@
           <w:sz w:val="28"/>
           <w:szCs w:val="28"/>
         </w:rPr>
-        <w:lastRenderedPageBreak/>
         <w:t>8. Validation du Compte Rendu</w:t>
       </w:r>
     </w:p>
@@ -1531,7 +1649,10 @@
               <w:spacing w:after="60"/>
             </w:pPr>
             <w:r>
-              <w:t>Nom : SGT HALIMI</w:t>
+              <w:t xml:space="preserve">Nom : SGT </w:t>
+            </w:r>
+            <w:r>
+              <w:t>LAUER</w:t>
             </w:r>
           </w:p>
           <w:p>
